--- a/02_SWR_Architecture/03_Non_functional_SWR.docx
+++ b/02_SWR_Architecture/03_Non_functional_SWR.docx
@@ -44,6 +44,9 @@
       </w:pPr>
     </w:p>
     <w:p>
+      <w:pPr>
+        <w:jc w:val="both"/>
+      </w:pPr>
       <w:r>
         <w:rPr>
           <w:b/>
@@ -85,7 +88,10 @@
     </w:p>
     <w:p>
       <w:r>
-        <w:t>Status: draft</w:t>
+        <w:t xml:space="preserve">Status: </w:t>
+      </w:r>
+      <w:r>
+        <w:t>accepted</w:t>
       </w:r>
     </w:p>
     <w:p>
@@ -95,6 +101,9 @@
     </w:p>
     <w:p/>
     <w:p>
+      <w:pPr>
+        <w:jc w:val="both"/>
+      </w:pPr>
       <w:r>
         <w:rPr>
           <w:b/>
@@ -134,8 +143,14 @@
       </w:r>
     </w:p>
     <w:p>
-      <w:r>
-        <w:t>Status: draft</w:t>
+      <w:pPr>
+        <w:jc w:val="both"/>
+      </w:pPr>
+      <w:r>
+        <w:t xml:space="preserve">Status: </w:t>
+      </w:r>
+      <w:r>
+        <w:t>accepted</w:t>
       </w:r>
     </w:p>
     <w:p>
@@ -145,6 +160,9 @@
     </w:p>
     <w:p/>
     <w:p>
+      <w:pPr>
+        <w:jc w:val="both"/>
+      </w:pPr>
       <w:r>
         <w:rPr>
           <w:b/>
@@ -165,8 +183,14 @@
       </w:r>
     </w:p>
     <w:p>
-      <w:r>
-        <w:t>Status: draft</w:t>
+      <w:pPr>
+        <w:jc w:val="both"/>
+      </w:pPr>
+      <w:r>
+        <w:t xml:space="preserve">Status: </w:t>
+      </w:r>
+      <w:r>
+        <w:t>accepted</w:t>
       </w:r>
     </w:p>
     <w:p>
@@ -176,6 +200,9 @@
     </w:p>
     <w:p/>
     <w:p>
+      <w:pPr>
+        <w:jc w:val="both"/>
+      </w:pPr>
       <w:r>
         <w:rPr>
           <w:b/>
@@ -199,7 +226,10 @@
     </w:p>
     <w:p>
       <w:r>
-        <w:t>Status: draft</w:t>
+        <w:t xml:space="preserve">Status: </w:t>
+      </w:r>
+      <w:r>
+        <w:t>accepted</w:t>
       </w:r>
     </w:p>
     <w:p>
